--- a/electron/docDocumtns/templates/statmenTemplate.docx
+++ b/electron/docDocumtns/templates/statmenTemplate.docx
@@ -337,6 +337,88 @@
     </w:p>
     <w:p>
       <w:pPr>
+        <w:pStyle w:val="NormalWeb"/>
+        <w:spacing w:before="280" w:after="280"/>
+        <w:jc w:val="center"/>
+        <w:rPr>
+          <w:b/>
+          <w:bCs/>
+          <w:color w:val="000000"/>
+          <w:sz w:val="28"/>
+          <w:szCs w:val="28"/>
+          <w:lang w:eastAsia="zh-CN"/>
+        </w:rPr>
+      </w:pPr>
+      <w:r>
+        <w:rPr>
+          <w:b/>
+          <w:bCs/>
+          <w:color w:val="000000"/>
+          <w:sz w:val="28"/>
+          <w:szCs w:val="28"/>
+          <w:lang w:val="ru-RU"/>
+        </w:rPr>
+        <w:t>"___" ____________</w:t>
+      </w:r>
+      <w:r>
+        <w:rPr>
+          <w:b/>
+          <w:bCs/>
+          <w:sz w:val="28"/>
+          <w:szCs w:val="28"/>
+          <w:lang w:val="ru-RU"/>
+        </w:rPr>
+        <w:t xml:space="preserve"> 202</w:t>
+      </w:r>
+      <w:r>
+        <w:rPr>
+          <w:b/>
+          <w:bCs/>
+          <w:sz w:val="28"/>
+          <w:szCs w:val="28"/>
+          <w:lang w:val="en-US"/>
+        </w:rPr>
+        <w:t>7</w:t>
+      </w:r>
+      <w:r>
+        <w:rPr>
+          <w:b/>
+          <w:bCs/>
+          <w:color w:val="000000"/>
+          <w:sz w:val="28"/>
+          <w:szCs w:val="28"/>
+          <w:lang w:val="ru-RU"/>
+        </w:rPr>
+        <w:t xml:space="preserve"> року</w:t>
+      </w:r>
+      <w:r>
+        <w:rPr>
+          <w:rFonts w:ascii="Cambria" w:hAnsi="Cambria"/>
+          <w:b/>
+          <w:bCs/>
+          <w:color w:val="000000"/>
+          <w:sz w:val="32"/>
+          <w:szCs w:val="32"/>
+          <w:lang w:val="ru-RU"/>
+        </w:rPr>
+        <w:t xml:space="preserve">  </w:t>
+      </w:r>
+      <w:r>
+        <w:rPr>
+          <w:rFonts w:ascii="Cambria" w:hAnsi="Cambria"/>
+          <w:b/>
+          <w:bCs/>
+          <w:color w:val="000000"/>
+          <w:sz w:val="32"/>
+          <w:szCs w:val="32"/>
+          <w:u w:val="single"/>
+          <w:lang w:val="ru-RU"/>
+        </w:rPr>
+        <w:t xml:space="preserve">           </w:t>
+      </w:r>
+    </w:p>
+    <w:p>
+      <w:pPr>
         <w:pStyle w:val="Normal"/>
         <w:jc w:val="center"/>
         <w:rPr>
@@ -616,10 +698,10 @@
         <w:gridCol w:w="1940"/>
         <w:gridCol w:w="739"/>
         <w:gridCol w:w="1576"/>
-        <w:gridCol w:w="1055"/>
-        <w:gridCol w:w="1457"/>
-        <w:gridCol w:w="1387"/>
-        <w:gridCol w:w="1477"/>
+        <w:gridCol w:w="1058"/>
+        <w:gridCol w:w="1454"/>
+        <w:gridCol w:w="1390"/>
+        <w:gridCol w:w="1474"/>
       </w:tblGrid>
       <w:tr>
         <w:trPr/>
@@ -749,7 +831,7 @@
         </w:tc>
         <w:tc>
           <w:tcPr>
-            <w:tcW w:w="1387" w:type="dxa"/>
+            <w:tcW w:w="1390" w:type="dxa"/>
             <w:vMerge w:val="restart"/>
             <w:tcBorders>
               <w:top w:val="outset" w:sz="6" w:space="0" w:color="000000"/>
@@ -778,7 +860,7 @@
         </w:tc>
         <w:tc>
           <w:tcPr>
-            <w:tcW w:w="1477" w:type="dxa"/>
+            <w:tcW w:w="1474" w:type="dxa"/>
             <w:vMerge w:val="restart"/>
             <w:tcBorders>
               <w:top w:val="outset" w:sz="6" w:space="0" w:color="000000"/>
@@ -922,7 +1004,7 @@
         </w:tc>
         <w:tc>
           <w:tcPr>
-            <w:tcW w:w="1055" w:type="dxa"/>
+            <w:tcW w:w="1058" w:type="dxa"/>
             <w:tcBorders>
               <w:top w:val="outset" w:sz="6" w:space="0" w:color="000000"/>
               <w:left w:val="outset" w:sz="6" w:space="0" w:color="000000"/>
@@ -950,7 +1032,7 @@
         </w:tc>
         <w:tc>
           <w:tcPr>
-            <w:tcW w:w="1457" w:type="dxa"/>
+            <w:tcW w:w="1454" w:type="dxa"/>
             <w:tcBorders>
               <w:top w:val="outset" w:sz="6" w:space="0" w:color="000000"/>
               <w:left w:val="outset" w:sz="6" w:space="0" w:color="000000"/>
@@ -978,7 +1060,7 @@
         </w:tc>
         <w:tc>
           <w:tcPr>
-            <w:tcW w:w="1387" w:type="dxa"/>
+            <w:tcW w:w="1390" w:type="dxa"/>
             <w:vMerge w:val="continue"/>
             <w:tcBorders>
               <w:top w:val="outset" w:sz="6" w:space="0" w:color="000000"/>
@@ -1006,7 +1088,7 @@
         </w:tc>
         <w:tc>
           <w:tcPr>
-            <w:tcW w:w="1477" w:type="dxa"/>
+            <w:tcW w:w="1474" w:type="dxa"/>
             <w:vMerge w:val="continue"/>
             <w:tcBorders>
               <w:top w:val="outset" w:sz="6" w:space="0" w:color="000000"/>
@@ -1151,7 +1233,7 @@
         </w:tc>
         <w:tc>
           <w:tcPr>
-            <w:tcW w:w="1055" w:type="dxa"/>
+            <w:tcW w:w="1058" w:type="dxa"/>
             <w:tcBorders>
               <w:top w:val="outset" w:sz="6" w:space="0" w:color="000000"/>
               <w:left w:val="outset" w:sz="6" w:space="0" w:color="000000"/>
@@ -1179,7 +1261,7 @@
         </w:tc>
         <w:tc>
           <w:tcPr>
-            <w:tcW w:w="1457" w:type="dxa"/>
+            <w:tcW w:w="1454" w:type="dxa"/>
             <w:tcBorders>
               <w:top w:val="outset" w:sz="6" w:space="0" w:color="000000"/>
               <w:left w:val="outset" w:sz="6" w:space="0" w:color="000000"/>
@@ -1208,7 +1290,7 @@
         </w:tc>
         <w:tc>
           <w:tcPr>
-            <w:tcW w:w="1387" w:type="dxa"/>
+            <w:tcW w:w="1390" w:type="dxa"/>
             <w:tcBorders>
               <w:top w:val="outset" w:sz="6" w:space="0" w:color="000000"/>
               <w:left w:val="outset" w:sz="6" w:space="0" w:color="000000"/>
@@ -1235,7 +1317,7 @@
         </w:tc>
         <w:tc>
           <w:tcPr>
-            <w:tcW w:w="1477" w:type="dxa"/>
+            <w:tcW w:w="1474" w:type="dxa"/>
             <w:tcBorders>
               <w:top w:val="outset" w:sz="6" w:space="0" w:color="000000"/>
               <w:left w:val="outset" w:sz="6" w:space="0" w:color="000000"/>
@@ -1275,7 +1357,13 @@
         </w:rPr>
       </w:pPr>
       <w:r>
-        <w:rPr/>
+        <w:rPr>
+          <w:rFonts w:eastAsia="Calibri" w:eastAsiaTheme="minorHAnsi"/>
+          <w:b/>
+          <w:sz w:val="28"/>
+          <w:szCs w:val="28"/>
+          <w:lang w:val="uk-UA" w:eastAsia="en-US"/>
+        </w:rPr>
       </w:r>
     </w:p>
     <w:sectPr>
